--- a/docs/基于孪生光储备池计算的小样本经济指标预测_f.docx
+++ b/docs/基于孪生光储备池计算的小样本经济指标预测_f.docx
@@ -24,25 +24,7 @@
           <w:b/>
           <w:bCs/>
         </w:rPr>
-        <w:t>基于孪生光储备</w:t>
-      </w:r>
-      <w:proofErr w:type="gramStart"/>
-      <w:r>
-        <w:rPr>
-          <w:rFonts w:hint="eastAsia"/>
-          <w:b/>
-          <w:bCs/>
-        </w:rPr>
-        <w:t>池计算</w:t>
-      </w:r>
-      <w:proofErr w:type="gramEnd"/>
-      <w:r>
-        <w:rPr>
-          <w:rFonts w:hint="eastAsia"/>
-          <w:b/>
-          <w:bCs/>
-        </w:rPr>
-        <w:t>的小样本经济指标预测</w:t>
+        <w:t>基于孪生光储备池计算的小样本经济指标预测</w:t>
       </w:r>
     </w:p>
     <w:p>
@@ -96,49 +78,7 @@
         <w:rPr>
           <w:rFonts w:hint="eastAsia"/>
         </w:rPr>
-        <w:t>条件</w:t>
-      </w:r>
-      <w:proofErr w:type="gramStart"/>
-      <w:r>
-        <w:rPr>
-          <w:rFonts w:hint="eastAsia"/>
-        </w:rPr>
-        <w:t>下预测</w:t>
-      </w:r>
-      <w:proofErr w:type="gramEnd"/>
-      <w:r>
-        <w:rPr>
-          <w:rFonts w:hint="eastAsia"/>
-        </w:rPr>
-        <w:t>精度低、过拟合严重的痛点，提出一种基于孪生光储备</w:t>
-      </w:r>
-      <w:proofErr w:type="gramStart"/>
-      <w:r>
-        <w:rPr>
-          <w:rFonts w:hint="eastAsia"/>
-        </w:rPr>
-        <w:t>池计算</w:t>
-      </w:r>
-      <w:proofErr w:type="gramEnd"/>
-      <w:r>
-        <w:rPr>
-          <w:rFonts w:hint="eastAsia"/>
-        </w:rPr>
-        <w:t>的新型预测模型。利用光储备</w:t>
-      </w:r>
-      <w:proofErr w:type="gramStart"/>
-      <w:r>
-        <w:rPr>
-          <w:rFonts w:hint="eastAsia"/>
-        </w:rPr>
-        <w:t>池计算</w:t>
-      </w:r>
-      <w:proofErr w:type="gramEnd"/>
-      <w:r>
-        <w:rPr>
-          <w:rFonts w:hint="eastAsia"/>
-        </w:rPr>
-        <w:t>的高维物理映射与极低训练开销特性，结合孪生架构的对比学习机制，从国家统计局及Wind数据库获取的有限时序数据中挖掘深层非线性关联。该方案旨在为宏观经济预警提供一种高泛化、低延迟的轻量化技术手段</w:t>
+        <w:t>条件下预测精度低、过拟合严重的痛点，提出一种基于孪生光储备池计算的新型预测模型。利用光储备池计算的高维物理映射与极低训练开销特性，结合孪生架构的对比学习机制，从国家统计局及Wind数据库获取的有限时序数据中挖掘深层非线性关联。该方案旨在为宏观经济预警提供一种高泛化、低延迟的轻量化技术手段</w:t>
       </w:r>
       <w:r>
         <w:rPr>
@@ -265,21 +205,7 @@
         <w:rPr>
           <w:rFonts w:hint="eastAsia"/>
         </w:rPr>
-        <w:t>政府</w:t>
-      </w:r>
-      <w:proofErr w:type="gramStart"/>
-      <w:r>
-        <w:rPr>
-          <w:rFonts w:hint="eastAsia"/>
-        </w:rPr>
-        <w:t>研</w:t>
-      </w:r>
-      <w:proofErr w:type="gramEnd"/>
-      <w:r>
-        <w:rPr>
-          <w:rFonts w:hint="eastAsia"/>
-        </w:rPr>
-        <w:t>判通胀风险、科学制定货币政策与利率调整方案</w:t>
+        <w:t>政府研判通胀风险、科学制定货币政策与利率调整方案</w:t>
       </w:r>
       <w:r>
         <w:rPr>
@@ -288,15 +214,7 @@
         <w:t>具有重要意义；</w:t>
       </w:r>
       <w:r>
-        <w:t>CPI 的变动深度关联着社会保障水平与最低工资标准的动态调整，精准的预警机制不仅是维护社会稳定的“压舱石”，更是引导金融市场理性配置资源的“风向标”。在宏观数据天然稀疏且环境复杂的背景下，</w:t>
-      </w:r>
-      <w:proofErr w:type="gramStart"/>
-      <w:r>
-        <w:t>探索高</w:t>
-      </w:r>
-      <w:proofErr w:type="gramEnd"/>
-      <w:r>
-        <w:t>稳健性的预测模型，对于提升国家经济运行调控的预见性与科学性具有</w:t>
+        <w:t>CPI 的变动深度关联着社会保障水平与最低工资标准的动态调整，精准的预警机制不仅是维护社会稳定的“压舱石”，更是引导金融市场理性配置资源的“风向标”。在宏观数据天然稀疏且环境复杂的背景下，探索高稳健性的预测模型，对于提升国家经济运行调控的预见性与科学性具有</w:t>
       </w:r>
       <w:r>
         <w:rPr>
@@ -348,15 +266,7 @@
         </w:rPr>
       </w:pPr>
       <w:r>
-        <w:t>本项目采用前沿的光储备</w:t>
-      </w:r>
-      <w:proofErr w:type="gramStart"/>
-      <w:r>
-        <w:t>池计算</w:t>
-      </w:r>
-      <w:proofErr w:type="gramEnd"/>
-      <w:r>
-        <w:t>方案，利用光学系统的非线性特征进行高维映射，仅需训练输出层，极大地降低了训练复杂度和硬件功耗。针对经济数据有限的问题，本项目引入孪生架构，通过共享权重的双支路进行对比学习。这种机制能从有限数据中挖掘深层相似性特征，显著提升模型在</w:t>
+        <w:t>本项目采用前沿的光储备池计算方案，利用光学系统的非线性特征进行高维映射，仅需训练输出层，极大地降低了训练复杂度和硬件功耗。针对经济数据有限的问题，本项目引入孪生架构，通过共享权重的双支路进行对比学习。这种机制能从有限数据中挖掘深层相似性特征，显著提升模型在</w:t>
       </w:r>
       <w:r>
         <w:t>有限数据</w:t>
@@ -521,15 +431,7 @@
         <w:t>映射</w:t>
       </w:r>
       <w:r>
-        <w:t>至高维储备池空间，解决深度学习“数据饥饿”问题；随后，引入孪生架构，通过最小化相邻时序片段的特征距离，迫使网络学习稳定的经济周期模式，从而在有限样本下</w:t>
-      </w:r>
-      <w:proofErr w:type="gramStart"/>
-      <w:r>
-        <w:t>捕捉高</w:t>
-      </w:r>
-      <w:proofErr w:type="gramEnd"/>
-      <w:r>
-        <w:t>灵敏度的经济波动趋势。</w:t>
+        <w:t>至高维储备池空间，解决深度学习“数据饥饿”问题；随后，引入孪生架构，通过最小化相邻时序片段的特征距离，迫使网络学习稳定的经济周期模式，从而在有限样本下捕捉高灵敏度的经济波动趋势。</w:t>
       </w:r>
       <w:r>
         <w:rPr>
@@ -569,14 +471,12 @@
       <w:r>
         <w:t>非线性数值仿真：利用</w:t>
       </w:r>
-      <w:proofErr w:type="spellStart"/>
       <w:r>
         <w:rPr>
           <w:rFonts w:hint="eastAsia"/>
         </w:rPr>
         <w:t>Matlab</w:t>
       </w:r>
-      <w:proofErr w:type="spellEnd"/>
       <w:r>
         <w:rPr>
           <w:rFonts w:hint="eastAsia"/>
@@ -608,15 +508,7 @@
         <w:t>反馈</w:t>
       </w:r>
       <w:r>
-        <w:t>下的非线性映射过程，构建具备高维度、</w:t>
-      </w:r>
-      <w:proofErr w:type="gramStart"/>
-      <w:r>
-        <w:t>低训练</w:t>
-      </w:r>
-      <w:proofErr w:type="gramEnd"/>
-      <w:r>
-        <w:t>开销的虚拟物理储备池。</w:t>
+        <w:t>下的非线性映射过程，构建具备高维度、低训练开销的虚拟物理储备池。</w:t>
       </w:r>
     </w:p>
     <w:p>
@@ -781,15 +673,7 @@
         <w:t>有限数据</w:t>
       </w:r>
       <w:r>
-        <w:t>经济指标预测的关键不在于增加参数量，而在于提升特征映射的维度。光储备</w:t>
-      </w:r>
-      <w:proofErr w:type="gramStart"/>
-      <w:r>
-        <w:t>池计算</w:t>
-      </w:r>
-      <w:proofErr w:type="gramEnd"/>
-      <w:r>
-        <w:t>配合孪生架构的对比学习，能以极低的计算开销实现对复杂经济时序的高保真预测。</w:t>
+        <w:t>经济指标预测的关键不在于增加参数量，而在于提升特征映射的维度。光储备池计算配合孪生架构的对比学习，能以极低的计算开销实现对复杂经济时序的高保真预测。</w:t>
       </w:r>
     </w:p>
     <w:p>
@@ -824,15 +708,7 @@
         </w:rPr>
       </w:pPr>
       <w:r>
-        <w:t>本项目的核心创新在于首次将孪生网络架构与光储备</w:t>
-      </w:r>
-      <w:proofErr w:type="gramStart"/>
-      <w:r>
-        <w:t>池计算</w:t>
-      </w:r>
-      <w:proofErr w:type="gramEnd"/>
-      <w:r>
-        <w:t>跨界融合，应用于 CPI 这一极其务实且具有“</w:t>
+        <w:t>本项目的核心创新在于首次将孪生网络架构与光储备池计算跨界融合，应用于 CPI 这一极其务实且具有“</w:t>
       </w:r>
       <w:r>
         <w:t>有限数据</w:t>
@@ -895,11 +771,9 @@
         </w:rPr>
         <w:t>掌握了</w:t>
       </w:r>
-      <w:proofErr w:type="spellStart"/>
       <w:r>
         <w:t>Matlab</w:t>
       </w:r>
-      <w:proofErr w:type="spellEnd"/>
       <w:r>
         <w:rPr>
           <w:rFonts w:hint="eastAsia"/>
@@ -937,15 +811,7 @@
         </w:rPr>
       </w:pPr>
       <w:r>
-        <w:t>数据初步调研：我们已从</w:t>
-      </w:r>
-      <w:proofErr w:type="gramStart"/>
-      <w:r>
-        <w:t>国家统计局官网下载</w:t>
-      </w:r>
-      <w:proofErr w:type="gramEnd"/>
-      <w:r>
-        <w:t>了近年来的 CPI 历史数据，并对其月度更新特征及样本规模有了直观认识，明确了项目研究的数据基础。</w:t>
+        <w:t>数据初步调研：我们已从国家统计局官网下载了近年来的 CPI 历史数据，并对其月度更新特征及样本规模有了直观认识，明确了项目研究的数据基础。</w:t>
       </w:r>
     </w:p>
     <w:p>
@@ -1011,15 +877,7 @@
         </w:rPr>
       </w:pPr>
       <w:r>
-        <w:t>Dong, J., et al. (2024). "</w:t>
-      </w:r>
-      <w:proofErr w:type="spellStart"/>
-      <w:r>
-        <w:t>TimeSiam</w:t>
-      </w:r>
-      <w:proofErr w:type="spellEnd"/>
-      <w:r>
-        <w:t xml:space="preserve">: A Pre-Training Framework for Siamese Time-Series Modeling". </w:t>
+        <w:t xml:space="preserve">Dong, J., et al. (2024). "TimeSiam: A Pre-Training Framework for Siamese Time-Series Modeling". </w:t>
       </w:r>
       <w:r>
         <w:rPr>
@@ -1111,21 +969,7 @@
         <w:rPr>
           <w:rFonts w:hint="eastAsia"/>
         </w:rPr>
-        <w:t>本项目旨在通过跨学科研究，使团队成员深度掌握光储备</w:t>
-      </w:r>
-      <w:proofErr w:type="gramStart"/>
-      <w:r>
-        <w:rPr>
-          <w:rFonts w:hint="eastAsia"/>
-        </w:rPr>
-        <w:t>池计算</w:t>
-      </w:r>
-      <w:proofErr w:type="gramEnd"/>
-      <w:r>
-        <w:rPr>
-          <w:rFonts w:hint="eastAsia"/>
-        </w:rPr>
-        <w:t>的前沿</w:t>
+        <w:t>本项目旨在通过跨学科研究，使团队成员深度掌握光储备池计算的前沿</w:t>
       </w:r>
       <w:r>
         <w:rPr>
@@ -1167,27 +1011,13 @@
         <w:rPr>
           <w:rFonts w:hint="eastAsia"/>
         </w:rPr>
-        <w:t>储备</w:t>
-      </w:r>
-      <w:proofErr w:type="gramStart"/>
-      <w:r>
-        <w:rPr>
-          <w:rFonts w:hint="eastAsia"/>
-        </w:rPr>
-        <w:t>池</w:t>
-      </w:r>
-      <w:r>
-        <w:rPr>
-          <w:rFonts w:hint="eastAsia"/>
-        </w:rPr>
-        <w:t>计算</w:t>
-      </w:r>
-      <w:proofErr w:type="gramEnd"/>
-      <w:r>
-        <w:rPr>
-          <w:rFonts w:hint="eastAsia"/>
-        </w:rPr>
-        <w:t>在处理现实受限数据集时的优越性，并最终产出高水平学术论文。</w:t>
+        <w:t>储备池</w:t>
+      </w:r>
+      <w:r>
+        <w:rPr>
+          <w:rFonts w:hint="eastAsia"/>
+        </w:rPr>
+        <w:t>计算在处理现实受限数据集时的优越性，并最终产出高水平学术论文。</w:t>
       </w:r>
     </w:p>
     <w:p>
@@ -1198,15 +1028,7 @@
         </w:rPr>
       </w:pPr>
       <w:r>
-        <w:t>团队已通过</w:t>
-      </w:r>
-      <w:proofErr w:type="gramStart"/>
-      <w:r>
-        <w:t>国家统计局官网初步</w:t>
-      </w:r>
-      <w:proofErr w:type="gramEnd"/>
-      <w:r>
-        <w:t>调研了我国月</w:t>
+        <w:t>团队已通过国家统计局官网初步调研了我国月</w:t>
       </w:r>
       <w:r>
         <w:rPr>
@@ -1215,15 +1037,7 @@
         <w:t>度</w:t>
       </w:r>
       <w:r>
-        <w:t>CPI 数据的构成，明确了该指标具有样本规模小（每年仅12个观测值）、季节性波动强且易受外部政策影响的特点。我们已学习了如何使用 Python 的 Pandas 库进行</w:t>
-      </w:r>
-      <w:proofErr w:type="gramStart"/>
-      <w:r>
-        <w:t>缺失值处理</w:t>
-      </w:r>
-      <w:proofErr w:type="gramEnd"/>
-      <w:r>
-        <w:t>及数据平滑。</w:t>
+        <w:t>CPI 数据的构成，明确了该指标具有样本规模小（每年仅12个观测值）、季节性波动强且易受外部政策影响的特点。我们已学习了如何使用 Python 的 Pandas 库进行缺失值处理及数据平滑。</w:t>
       </w:r>
     </w:p>
     <w:p>
@@ -1235,15 +1049,7 @@
       </w:pPr>
       <w:r>
         <w:lastRenderedPageBreak/>
-        <w:t>在方</w:t>
-      </w:r>
-      <w:proofErr w:type="gramStart"/>
-      <w:r>
-        <w:t>捻老师</w:t>
-      </w:r>
-      <w:proofErr w:type="gramEnd"/>
-      <w:r>
-        <w:t>的指导下，小组成员集体学习了《非线性动力学》中关于“延迟反馈系统”的基础概念，并研读了储备池计算（RC）中“物理映射层无需训练”的核心原理。同时，通过查阅文献资料，初步理解了孪生网络通过双路对比学习实现特征增强的逻辑。</w:t>
+        <w:t>在方捻老师的指导下，小组成员集体学习了《非线性动力学》中关于“延迟反馈系统”的基础概念，并研读了储备池计算（RC）中“物理映射层无需训练”的核心原理。同时，通过查阅文献资料，初步理解了孪生网络通过双路对比学习实现特征增强的逻辑。</w:t>
       </w:r>
     </w:p>
     <w:p>
@@ -1254,24 +1060,14 @@
         </w:rPr>
       </w:pPr>
       <w:r>
-        <w:t xml:space="preserve">团队已在本地电脑上安装了 Anaconda 环境，掌握了 </w:t>
-      </w:r>
-      <w:proofErr w:type="spellStart"/>
-      <w:r>
-        <w:t>Jupyter</w:t>
-      </w:r>
-      <w:proofErr w:type="spellEnd"/>
-      <w:r>
-        <w:t xml:space="preserve"> Notebook 的基础操作，并尝试运行了简单的线性回归代码。目前，我们已根据方老师的研究方向，初步完成了基于 </w:t>
-      </w:r>
-      <w:proofErr w:type="spellStart"/>
+        <w:t xml:space="preserve">团队已在本地电脑上安装了 Anaconda 环境，掌握了 Jupyter Notebook 的基础操作，并尝试运行了简单的线性回归代码。目前，我们已根据方老师的研究方向，初步完成了基于 </w:t>
+      </w:r>
       <w:r>
         <w:rPr>
           <w:rFonts w:hint="eastAsia"/>
         </w:rPr>
         <w:t>Matlab</w:t>
       </w:r>
-      <w:proofErr w:type="spellEnd"/>
       <w:r>
         <w:t>的光储备池虚拟仿真框架的配置测试。</w:t>
       </w:r>
@@ -1356,32 +1152,17 @@
         </w:rPr>
         <w:t xml:space="preserve">）：完成算法框架顶层设计，搭建基于 </w:t>
       </w:r>
-      <w:proofErr w:type="spellStart"/>
-      <w:r>
-        <w:rPr>
-          <w:rFonts w:hint="eastAsia"/>
-        </w:rPr>
-        <w:t>Matlab</w:t>
-      </w:r>
-      <w:proofErr w:type="spellEnd"/>
-      <w:r>
-        <w:rPr>
-          <w:rFonts w:hint="eastAsia"/>
-        </w:rPr>
-        <w:t>和</w:t>
-      </w:r>
-      <w:r>
-        <w:rPr>
-          <w:rFonts w:hint="eastAsia"/>
-        </w:rPr>
-        <w:t>Python 的孪生光储备</w:t>
-      </w:r>
-      <w:proofErr w:type="gramStart"/>
-      <w:r>
-        <w:rPr>
-          <w:rFonts w:hint="eastAsia"/>
-        </w:rPr>
-        <w:t>池</w:t>
+      <w:r>
+        <w:rPr>
+          <w:rFonts w:hint="eastAsia"/>
+        </w:rPr>
+        <w:t>Matlab和</w:t>
+      </w:r>
+      <w:r>
+        <w:rPr>
+          <w:rFonts w:hint="eastAsia"/>
+        </w:rPr>
+        <w:t>Python 的孪生光储备池</w:t>
       </w:r>
       <w:r>
         <w:rPr>
@@ -1389,7 +1170,6 @@
         </w:rPr>
         <w:t>计算</w:t>
       </w:r>
-      <w:proofErr w:type="gramEnd"/>
       <w:r>
         <w:rPr>
           <w:rFonts w:hint="eastAsia"/>
@@ -1515,13 +1295,8 @@
         <w:t>实践环节侧重于从物理机理出发，通过数值仿真模拟光储备池的动态映射过程，并与传统 RNN/LSTM 模型进行性能对比。</w:t>
       </w:r>
       <w:r>
-        <w:t>方</w:t>
-      </w:r>
-      <w:proofErr w:type="gramStart"/>
-      <w:r>
-        <w:t>捻老师</w:t>
-      </w:r>
-      <w:proofErr w:type="gramEnd"/>
+        <w:t>方捻老师</w:t>
+      </w:r>
       <w:r>
         <w:t>作为指导教师，将全程参与方案的顶层设计，利用其在国家级项目中积累的丰富经验，针对本项目的技术难点——即如何利用孪生网络解决</w:t>
       </w:r>
@@ -1591,11 +1366,7 @@
         <w:t>27年前</w:t>
       </w:r>
       <w:r>
-        <w:t>完成结题，预期成果包括一套具备小样本特征增强功能的孪生光储备</w:t>
-      </w:r>
-      <w:proofErr w:type="gramStart"/>
-      <w:r>
-        <w:t>池</w:t>
+        <w:t>完成结题，预期成果包括一套具备小样本特征增强功能的孪生光储备池</w:t>
       </w:r>
       <w:r>
         <w:rPr>
@@ -1603,7 +1374,6 @@
         </w:rPr>
         <w:t>计算</w:t>
       </w:r>
-      <w:proofErr w:type="gramEnd"/>
       <w:r>
         <w:t>预测</w:t>
       </w:r>
@@ -1614,15 +1384,7 @@
         <w:t>模</w:t>
       </w:r>
       <w:r>
-        <w:t xml:space="preserve">型，以及 1 </w:t>
-      </w:r>
-      <w:proofErr w:type="gramStart"/>
-      <w:r>
-        <w:t>篇拟投递</w:t>
-      </w:r>
-      <w:proofErr w:type="gramEnd"/>
-      <w:r>
-        <w:t>至</w:t>
+        <w:t>型，以及 1 篇拟投递至</w:t>
       </w:r>
       <w:r>
         <w:rPr>
@@ -1662,274 +1424,7 @@
           <w:b/>
           <w:bCs/>
         </w:rPr>
-        <w:t>四、完成项目研究的条件和保障</w:t>
-      </w:r>
-    </w:p>
-    <w:p>
-      <w:pPr>
-        <w:ind w:firstLine="420"/>
-        <w:rPr>
-          <w:rFonts w:hint="eastAsia"/>
-          <w:b/>
-          <w:bCs/>
-        </w:rPr>
-      </w:pPr>
-      <w:r>
-        <w:rPr>
-          <w:rFonts w:hint="eastAsia"/>
-          <w:b/>
-          <w:bCs/>
-        </w:rPr>
-        <w:t>1.申请人或团队情况，包括自身具备的知识条件、自己的特长、兴趣、已有的实践创新成果等；</w:t>
-      </w:r>
-    </w:p>
-    <w:p>
-      <w:pPr>
-        <w:ind w:firstLine="420"/>
-      </w:pPr>
-      <w:r>
-        <w:t>本项目团队由</w:t>
-      </w:r>
-      <w:r>
-        <w:rPr>
-          <w:rFonts w:hint="eastAsia"/>
-        </w:rPr>
-        <w:t>四</w:t>
-      </w:r>
-      <w:r>
-        <w:t>名电子信息工程专业</w:t>
-      </w:r>
-      <w:r>
-        <w:rPr>
-          <w:rFonts w:hint="eastAsia"/>
-        </w:rPr>
-        <w:t>三年级</w:t>
-      </w:r>
-      <w:r>
-        <w:t>的优秀本科生组成，团队</w:t>
-      </w:r>
-      <w:proofErr w:type="gramStart"/>
-      <w:r>
-        <w:t>平均绩点均</w:t>
-      </w:r>
-      <w:proofErr w:type="gramEnd"/>
-      <w:r>
-        <w:t xml:space="preserve">达到 </w:t>
-      </w:r>
-      <w:r>
-        <w:rPr>
-          <w:b/>
-          <w:bCs/>
-        </w:rPr>
-        <w:t>3.45/4.0</w:t>
-      </w:r>
-      <w:r>
-        <w:t xml:space="preserve"> 以上，表现出严谨的学术态度与深厚的数理逻辑功底。团队成员分工明确、技能互补，具备完成跨学科研究的硬核实力</w:t>
-      </w:r>
-      <w:r>
-        <w:rPr>
-          <w:rFonts w:hint="eastAsia"/>
-        </w:rPr>
-        <w:t>。</w:t>
-      </w:r>
-      <w:r>
-        <w:t>成员均拥有</w:t>
-      </w:r>
-      <w:r>
-        <w:t>机器学习与深度学习</w:t>
-      </w:r>
-      <w:r>
-        <w:t xml:space="preserve">的课题实践经验，能够熟练运用 Python 数据科学工具链（Pandas, </w:t>
-      </w:r>
-      <w:proofErr w:type="spellStart"/>
-      <w:r>
-        <w:t>PyTorch</w:t>
-      </w:r>
-      <w:proofErr w:type="spellEnd"/>
-      <w:r>
-        <w:t>）进行 CPI 数据的特征提取与平稳性分析，为本项目奠定了坚实的算法支撑。团队成员曾接受过</w:t>
-      </w:r>
-      <w:r>
-        <w:t>全国大学生电子设计竞赛视觉模块</w:t>
-      </w:r>
-      <w:r>
-        <w:t>的专项训练。视觉算法中处理复杂非线性特征及实时信号优化的逻辑，可直接迁移至光储备</w:t>
-      </w:r>
-      <w:proofErr w:type="gramStart"/>
-      <w:r>
-        <w:t>池计算</w:t>
-      </w:r>
-      <w:proofErr w:type="gramEnd"/>
-      <w:r>
-        <w:t>的物理映射仿真中。</w:t>
-      </w:r>
-    </w:p>
-    <w:p>
-      <w:pPr>
-        <w:ind w:firstLine="420"/>
-        <w:rPr>
-          <w:rFonts w:hint="eastAsia"/>
-          <w:color w:val="EE0000"/>
-        </w:rPr>
-      </w:pPr>
-      <w:r>
-        <w:rPr>
-          <w:color w:val="EE0000"/>
-        </w:rPr>
-        <w:t>本项目研究团队由四名电子信息工程专业三年级的优秀本科生组成，团队</w:t>
-      </w:r>
-      <w:proofErr w:type="gramStart"/>
-      <w:r>
-        <w:rPr>
-          <w:color w:val="EE0000"/>
-        </w:rPr>
-        <w:t>平均绩点均</w:t>
-      </w:r>
-      <w:proofErr w:type="gramEnd"/>
-      <w:r>
-        <w:rPr>
-          <w:color w:val="EE0000"/>
-        </w:rPr>
-        <w:t>达到3.45/4.0以上，表现出严谨的学术态度与深厚的数理逻辑功底，成员分工明确且技能互补，具备完成跨学科研究的硬核实力。在算法实践方面，成员均拥有机器学习与深度学习的课题经验，能够熟练运用Pandas、</w:t>
-      </w:r>
-      <w:proofErr w:type="spellStart"/>
-      <w:r>
-        <w:rPr>
-          <w:color w:val="EE0000"/>
-        </w:rPr>
-        <w:t>PyTorch</w:t>
-      </w:r>
-      <w:proofErr w:type="spellEnd"/>
-      <w:r>
-        <w:rPr>
-          <w:color w:val="EE0000"/>
-        </w:rPr>
-        <w:t>等数据科学工具链进行CPI数据的特征提取与平稳性分析，为本项目奠定了坚实的算法支撑。更为重要的是，团队核心成员曾接受过全国大学生电子设计竞赛视觉模块的专项高强度集训，虽然该经历侧重于工程实操，但其中处理复杂非线性特征及实时信号优化的底层逻辑，可直接迁移至光储备</w:t>
-      </w:r>
-      <w:proofErr w:type="gramStart"/>
-      <w:r>
-        <w:rPr>
-          <w:color w:val="EE0000"/>
-        </w:rPr>
-        <w:t>池计算</w:t>
-      </w:r>
-      <w:proofErr w:type="gramEnd"/>
-      <w:r>
-        <w:rPr>
-          <w:color w:val="EE0000"/>
-        </w:rPr>
-        <w:t>的物理映射仿真中，使团队在面对小样本数据时具备敏锐的特征提取直觉。针对本项目，团队已提前开展了系统的自主预研工作，不仅自修了《非线性动力学》与《计量经济学》的相关章节，还深度研读</w:t>
-      </w:r>
-      <w:r>
-        <w:rPr>
-          <w:color w:val="EE0000"/>
-        </w:rPr>
-        <w:lastRenderedPageBreak/>
-        <w:t>了指导教师方</w:t>
-      </w:r>
-      <w:proofErr w:type="gramStart"/>
-      <w:r>
-        <w:rPr>
-          <w:color w:val="EE0000"/>
-        </w:rPr>
-        <w:t>捻教授</w:t>
-      </w:r>
-      <w:proofErr w:type="gramEnd"/>
-      <w:r>
-        <w:rPr>
-          <w:color w:val="EE0000"/>
-        </w:rPr>
-        <w:t>在光储备</w:t>
-      </w:r>
-      <w:proofErr w:type="gramStart"/>
-      <w:r>
-        <w:rPr>
-          <w:color w:val="EE0000"/>
-        </w:rPr>
-        <w:t>池计算</w:t>
-      </w:r>
-      <w:proofErr w:type="gramEnd"/>
-      <w:r>
-        <w:rPr>
-          <w:color w:val="EE0000"/>
-        </w:rPr>
-        <w:t>领域的系列核心成果，并初步完成了基于</w:t>
-      </w:r>
-      <w:proofErr w:type="spellStart"/>
-      <w:r>
-        <w:rPr>
-          <w:color w:val="EE0000"/>
-        </w:rPr>
-        <w:t>Matlab</w:t>
-      </w:r>
-      <w:proofErr w:type="spellEnd"/>
-      <w:r>
-        <w:rPr>
-          <w:color w:val="EE0000"/>
-        </w:rPr>
-        <w:t>与Python混合编程的虚拟仿真框架调试。</w:t>
-      </w:r>
-    </w:p>
-    <w:p>
-      <w:pPr>
-        <w:ind w:firstLine="420"/>
-        <w:rPr>
-          <w:rFonts w:hint="eastAsia"/>
-        </w:rPr>
-      </w:pPr>
-      <w:r>
-        <w:t>本项目的指导教师为上海大学教授、博士生导师方捻老师，方老师作为上海市浦江学者及美国UCLA访问学者，在光子计算与非线性动力学领域具有深厚的学术积淀与国际前瞻视野。方教授长期致力于储备</w:t>
-      </w:r>
-      <w:proofErr w:type="gramStart"/>
-      <w:r>
-        <w:t>池计算的光实现</w:t>
-      </w:r>
-      <w:proofErr w:type="gramEnd"/>
-      <w:r>
-        <w:t>及机器学习算法的应用研究，先后主持并完成了包括国家自然科学基金面上项目在内的多项国家级及省部级科研任务，在光神经网络的机理探索与系统构建方面积累了丰富的技术成果。依托方老师在</w:t>
-      </w:r>
-      <w:proofErr w:type="gramStart"/>
-      <w:r>
-        <w:t>研</w:t>
-      </w:r>
-      <w:proofErr w:type="gramEnd"/>
-      <w:r>
-        <w:t>的</w:t>
-      </w:r>
-      <w:r>
-        <w:rPr>
-          <w:rFonts w:hint="eastAsia"/>
-        </w:rPr>
-        <w:t>光</w:t>
-      </w:r>
-      <w:r>
-        <w:t>储备</w:t>
-      </w:r>
-      <w:proofErr w:type="gramStart"/>
-      <w:r>
-        <w:t>池计算</w:t>
-      </w:r>
-      <w:proofErr w:type="gramEnd"/>
-      <w:r>
-        <w:t>相关课题，本项目能够获得最前沿的理论支撑与仿真实验保障，确保了本研究在孪生光储备池架构这一无人尝试的创新方向上具备极高的可行性与科学价值。</w:t>
-      </w:r>
-    </w:p>
-    <w:p>
-      <w:pPr>
-        <w:ind w:firstLine="420"/>
-        <w:rPr>
-          <w:rFonts w:hint="eastAsia"/>
-          <w:b/>
-          <w:bCs/>
-        </w:rPr>
-      </w:pPr>
-      <w:r>
-        <w:rPr>
-          <w:rFonts w:hint="eastAsia"/>
-          <w:b/>
-          <w:bCs/>
-        </w:rPr>
-        <w:t>2.学校提供的条件，包括项目开展所需的实验实训情况、配套经费、相关扶持政策等。</w:t>
+        <w:t>五、预期成果</w:t>
       </w:r>
     </w:p>
     <w:p>
@@ -1942,63 +1437,13 @@
         <w:tab/>
       </w:r>
       <w:r>
-        <w:t>学校提供高性能</w:t>
-      </w:r>
-      <w:proofErr w:type="gramStart"/>
-      <w:r>
-        <w:t>仿真算力平台</w:t>
-      </w:r>
-      <w:proofErr w:type="gramEnd"/>
-      <w:r>
-        <w:t>及专项大</w:t>
-      </w:r>
-      <w:proofErr w:type="gramStart"/>
-      <w:r>
-        <w:t>创经费</w:t>
-      </w:r>
-      <w:proofErr w:type="gramEnd"/>
-      <w:r>
-        <w:t>支持，完全满足本项目从理论推演到算法落地所需的软硬件环境</w:t>
-      </w:r>
-    </w:p>
-    <w:p>
-      <w:pPr>
-        <w:rPr>
-          <w:rFonts w:hint="eastAsia"/>
-          <w:b/>
-          <w:bCs/>
-        </w:rPr>
-      </w:pPr>
-      <w:r>
-        <w:rPr>
-          <w:rFonts w:hint="eastAsia"/>
-          <w:b/>
-          <w:bCs/>
-        </w:rPr>
-        <w:t>五、预期成果</w:t>
-      </w:r>
-    </w:p>
-    <w:p>
-      <w:pPr>
-        <w:rPr>
-          <w:rFonts w:hint="eastAsia"/>
-        </w:rPr>
-      </w:pPr>
-      <w:r>
-        <w:tab/>
-      </w:r>
-      <w:r>
         <w:rPr>
           <w:rFonts w:hint="eastAsia"/>
         </w:rPr>
         <w:t>1.</w:t>
       </w:r>
       <w:r>
-        <w:t>模型方案：一套基于孪生光储备</w:t>
-      </w:r>
-      <w:proofErr w:type="gramStart"/>
-      <w:r>
-        <w:t>池</w:t>
+        <w:t>模型方案：一套基于孪生光储备池</w:t>
       </w:r>
       <w:r>
         <w:rPr>
@@ -2006,7 +1451,6 @@
         </w:rPr>
         <w:t>计算</w:t>
       </w:r>
-      <w:proofErr w:type="gramEnd"/>
       <w:r>
         <w:t>的小样本经济预测模型</w:t>
       </w:r>
@@ -3852,6 +3296,7 @@
   <w:style w:type="character" w:default="1" w:styleId="a0">
     <w:name w:val="Default Paragraph Font"/>
     <w:uiPriority w:val="1"/>
+    <w:semiHidden/>
     <w:unhideWhenUsed/>
   </w:style>
   <w:style w:type="table" w:default="1" w:styleId="a1">
